--- a/docs/docx/surveillance_en_deepl.docx
+++ b/docs/docx/surveillance_en_deepl.docx
@@ -12,17 +12,94 @@
     </w:p>
     <w:p>
       <w:r>
-        <w:t xml:space="preserve">Wash your hands thoroughly with warm water and soap Dry your hands thoroughly Do not use alcohol or cream Massage your finger Do not prick your thumb or index finger, or the pad of your finger Prick the side of your finger, not your index finger or thumb </w:t>
+        <w:t>Wash your hands thoroughly with warm water and soap</w:t>
       </w:r>
     </w:p>
     <w:p>
       <w:r>
-        <w:t>Rotate around the finger 🖐 CAUTION: Change the lancet each time; use only once 6 checks per day - In the morning on an empty stomach</w:t>
+        <w:t>Dry your hands thoroughly</w:t>
       </w:r>
     </w:p>
     <w:p>
       <w:r>
-        <w:t xml:space="preserve">             - 2 hours after starting breakfast - Before lunch - 2 hours after starting lunch - Before dinner - 2 hours after starting dinner Results No more than 0.95 g/L before meals No more than 120 2 hours after meals</w:t>
+        <w:t>Do not use alcohol or cream</w:t>
+      </w:r>
+    </w:p>
+    <w:p/>
+    <w:p>
+      <w:r>
+        <w:t>Massage your finger</w:t>
+      </w:r>
+    </w:p>
+    <w:p>
+      <w:r>
+        <w:t>Do not prick your thumb or index finger, or the pad of your finger</w:t>
+      </w:r>
+    </w:p>
+    <w:p>
+      <w:r>
+        <w:t>Prick the side of your finger, not the index finger or thumb</w:t>
+      </w:r>
+    </w:p>
+    <w:p>
+      <w:r>
+        <w:t>Rotate the lancet around the finger 🖐</w:t>
+      </w:r>
+    </w:p>
+    <w:p>
+      <w:r>
+        <w:t>IMPORTANT:   Change the lancet  each time; use it only once</w:t>
+      </w:r>
+    </w:p>
+    <w:p/>
+    <w:p>
+      <w:r>
+        <w:t>6 tests per day</w:t>
+      </w:r>
+    </w:p>
+    <w:p>
+      <w:r>
+        <w:t>-   In the morning on an empty stomach</w:t>
+      </w:r>
+    </w:p>
+    <w:p>
+      <w:r>
+        <w:t>-  2 hours after starting breakfast</w:t>
+      </w:r>
+    </w:p>
+    <w:p>
+      <w:r>
+        <w:t>-    Before lunch</w:t>
+      </w:r>
+    </w:p>
+    <w:p>
+      <w:r>
+        <w:t>-    2 hours after starting lunch</w:t>
+      </w:r>
+    </w:p>
+    <w:p>
+      <w:r>
+        <w:t>-   Before dinner</w:t>
+      </w:r>
+    </w:p>
+    <w:p>
+      <w:r>
+        <w:t>-    2 hours after starting dinner</w:t>
+      </w:r>
+    </w:p>
+    <w:p>
+      <w:r>
+        <w:t>Results</w:t>
+      </w:r>
+    </w:p>
+    <w:p>
+      <w:r>
+        <w:t>No more than 0.95 g/L before meals</w:t>
+      </w:r>
+    </w:p>
+    <w:p>
+      <w:r>
+        <w:t>No more than 120 2 hours after meals</w:t>
       </w:r>
     </w:p>
     <w:p>
@@ -81,7 +158,7 @@
         <w:pStyle w:val="Heading1"/>
       </w:pPr>
       <w:r>
-        <w:t>Images du document source</w:t>
+        <w:t>Images from the source document</w:t>
       </w:r>
     </w:p>
     <w:p>

--- a/docs/docx/surveillance_en_deepl.docx
+++ b/docs/docx/surveillance_en_deepl.docx
@@ -12,81 +12,109 @@
     </w:p>
     <w:p>
       <w:r>
-        <w:t>Wash your hands thoroughly with warm water and soap</w:t>
+        <w:t>Before you begin:</w:t>
       </w:r>
     </w:p>
     <w:p>
       <w:r>
-        <w:t>Dry your hands thoroughly</w:t>
+        <w:t>Wash your hands with warm water and soap.</w:t>
       </w:r>
     </w:p>
     <w:p>
       <w:r>
-        <w:t>Do not use alcohol or cream</w:t>
+        <w:t>Dry your hands thoroughly.</w:t>
+      </w:r>
+    </w:p>
+    <w:p>
+      <w:r>
+        <w:t>Caution: do not use alcohol or cream on your hands.</w:t>
       </w:r>
     </w:p>
     <w:p/>
     <w:p>
       <w:r>
-        <w:t>Massage your finger</w:t>
+        <w:t>How to prick your finger:</w:t>
       </w:r>
     </w:p>
     <w:p>
       <w:r>
-        <w:t>Do not prick your thumb or index finger, or the pad of your finger</w:t>
-      </w:r>
-    </w:p>
-    <w:p>
-      <w:r>
-        <w:t>Prick the side of your finger, not the index finger or thumb</w:t>
-      </w:r>
-    </w:p>
-    <w:p>
-      <w:r>
-        <w:t>Rotate the lancet around the finger 🖐</w:t>
-      </w:r>
-    </w:p>
-    <w:p>
-      <w:r>
-        <w:t>IMPORTANT:   Change the lancet  each time; use it only once</w:t>
+        <w:t>When taking a blood sample, you should massage the finger you are going to prick.</w:t>
       </w:r>
     </w:p>
     <w:p/>
     <w:p>
       <w:r>
-        <w:t>6 tests per day</w:t>
+        <w:t>Where to prick:</w:t>
       </w:r>
     </w:p>
     <w:p>
       <w:r>
-        <w:t>-   In the morning on an empty stomach</w:t>
+        <w:t>Do not prick your thumb or index finger.</w:t>
       </w:r>
     </w:p>
     <w:p>
       <w:r>
-        <w:t>-  2 hours after starting breakfast</w:t>
+        <w:t>Do not prick the tip of your finger.</w:t>
       </w:r>
     </w:p>
     <w:p>
       <w:r>
-        <w:t>-    Before lunch</w:t>
+        <w:t>Prick the side of your finger.</w:t>
       </w:r>
     </w:p>
     <w:p>
       <w:r>
-        <w:t>-    2 hours after starting lunch</w:t>
+        <w:t>You should use a different finger and a different spot each time.</w:t>
+      </w:r>
+    </w:p>
+    <w:p/>
+    <w:p>
+      <w:r>
+        <w:t>Caution: use a new needle each time you take a blood sample. The needle should only be used once.</w:t>
+      </w:r>
+    </w:p>
+    <w:p/>
+    <w:p>
+      <w:r>
+        <w:t>When should you do the test?</w:t>
       </w:r>
     </w:p>
     <w:p>
       <w:r>
-        <w:t>-   Before dinner</w:t>
+        <w:t>You should do 6 tests per day:</w:t>
       </w:r>
     </w:p>
     <w:p>
       <w:r>
-        <w:t>-    2 hours after starting dinner</w:t>
+        <w:t>In the morning: as soon as you wake up, before eating or drinking.</w:t>
       </w:r>
     </w:p>
+    <w:p>
+      <w:r>
+        <w:t>After breakfast: 2 hours after the start of the meal.</w:t>
+      </w:r>
+    </w:p>
+    <w:p>
+      <w:r>
+        <w:t>Before lunch.</w:t>
+      </w:r>
+    </w:p>
+    <w:p>
+      <w:r>
+        <w:t>After lunch: 2 hours after the start of the meal.</w:t>
+      </w:r>
+    </w:p>
+    <w:p>
+      <w:r>
+        <w:t>Before dinner.</w:t>
+      </w:r>
+    </w:p>
+    <w:p>
+      <w:r>
+        <w:t>After dinner: 2 hours after the start of the meal.</w:t>
+      </w:r>
+    </w:p>
+    <w:p/>
     <w:p>
       <w:r>
         <w:t>Results</w:t>
@@ -94,58 +122,17 @@
     </w:p>
     <w:p>
       <w:r>
-        <w:t>No more than 0.95 g/L before meals</w:t>
+        <w:t>It is important to record the results.</w:t>
       </w:r>
     </w:p>
     <w:p>
       <w:r>
-        <w:t>No more than 120 2 hours after meals</w:t>
+        <w:t>Before meals, the figure should be less than 0.95 g/L.</w:t>
       </w:r>
     </w:p>
     <w:p>
       <w:r>
-        <w:t>Audio player QR:</w:t>
-      </w:r>
-    </w:p>
-    <w:p>
-      <w:r>
-        <w:drawing>
-          <wp:inline xmlns:a="http://schemas.openxmlformats.org/drawingml/2006/main" xmlns:pic="http://schemas.openxmlformats.org/drawingml/2006/picture">
-            <wp:extent cx="1371600" cy="1371600"/>
-            <wp:docPr id="1" name="Picture 1"/>
-            <wp:cNvGraphicFramePr>
-              <a:graphicFrameLocks noChangeAspect="1"/>
-            </wp:cNvGraphicFramePr>
-            <a:graphic>
-              <a:graphicData uri="http://schemas.openxmlformats.org/drawingml/2006/picture">
-                <pic:pic>
-                  <pic:nvPicPr>
-                    <pic:cNvPr id="0" name="surveillance_en_deepl.png"/>
-                    <pic:cNvPicPr/>
-                  </pic:nvPicPr>
-                  <pic:blipFill>
-                    <a:blip r:embed="rId9"/>
-                    <a:stretch>
-                      <a:fillRect/>
-                    </a:stretch>
-                  </pic:blipFill>
-                  <pic:spPr>
-                    <a:xfrm>
-                      <a:off x="0" y="0"/>
-                      <a:ext cx="1371600" cy="1371600"/>
-                    </a:xfrm>
-                    <a:prstGeom prst="rect"/>
-                  </pic:spPr>
-                </pic:pic>
-              </a:graphicData>
-            </a:graphic>
-          </wp:inline>
-        </w:drawing>
-      </w:r>
-    </w:p>
-    <w:p>
-      <w:r>
-        <w:t>Audio player link: https://daryazdr.github.io/Gestion-de-projet-M1-IDL-UGA/player/surveillance_en_deepl.html</w:t>
+        <w:t>Two hours after meals, the figure should be less than 1.20 g/L.</w:t>
       </w:r>
     </w:p>
     <w:p>
@@ -171,7 +158,7 @@
         <w:drawing>
           <wp:inline xmlns:a="http://schemas.openxmlformats.org/drawingml/2006/main" xmlns:pic="http://schemas.openxmlformats.org/drawingml/2006/picture">
             <wp:extent cx="5029200" cy="5401733"/>
-            <wp:docPr id="2" name="Picture 2"/>
+            <wp:docPr id="1" name="Picture 1"/>
             <wp:cNvGraphicFramePr>
               <a:graphicFrameLocks noChangeAspect="1"/>
             </wp:cNvGraphicFramePr>
@@ -183,7 +170,7 @@
                     <pic:cNvPicPr/>
                   </pic:nvPicPr>
                   <pic:blipFill>
-                    <a:blip r:embed="rId10"/>
+                    <a:blip r:embed="rId9"/>
                     <a:stretch>
                       <a:fillRect/>
                     </a:stretch>
